--- a/Git/Git Commands.docx
+++ b/Git/Git Commands.docx
@@ -47,6 +47,21 @@
     <w:p>
       <w:r>
         <w:t>git status</w:t>
+      </w:r>
+    </w:p>
+    <w:p>
+      <w:r>
+        <w:t>git pull</w:t>
+      </w:r>
+    </w:p>
+    <w:p>
+      <w:r>
+        <w:t>git push</w:t>
+      </w:r>
+    </w:p>
+    <w:p>
+      <w:r>
+        <w:t>git fetch</w:t>
       </w:r>
     </w:p>
     <w:p/>

--- a/Git/Git Commands.docx
+++ b/Git/Git Commands.docx
@@ -25,7 +25,7 @@
       <w:r>
         <w:t xml:space="preserve">git clone </w:t>
       </w:r>
-      <w:hyperlink r:id="rId4" w:history="1">
+      <w:hyperlink r:id="rId5" w:history="1">
         <w:r>
           <w:rPr>
             <w:rStyle w:val="Hyperlink"/>
@@ -51,8 +51,13 @@
     </w:p>
     <w:p>
       <w:r>
-        <w:t>git pull</w:t>
-      </w:r>
+        <w:t xml:space="preserve">git </w:t>
+      </w:r>
+      <w:proofErr w:type="gramStart"/>
+      <w:r>
+        <w:t>pull</w:t>
+      </w:r>
+      <w:proofErr w:type="gramEnd"/>
     </w:p>
     <w:p>
       <w:r>
@@ -65,6 +70,1461 @@
       </w:r>
     </w:p>
     <w:p/>
+    <w:p/>
+    <w:p>
+      <w:r>
+        <w:t>git commit -a</w:t>
+      </w:r>
+    </w:p>
+    <w:p>
+      <w:pPr>
+        <w:spacing w:before="100" w:beforeAutospacing="1" w:after="100" w:afterAutospacing="1" w:line="240" w:lineRule="auto"/>
+        <w:rPr>
+          <w:rFonts w:ascii="Times New Roman" w:eastAsia="Times New Roman" w:hAnsi="Times New Roman" w:cs="Times New Roman"/>
+          <w:kern w:val="0"/>
+          <w:sz w:val="24"/>
+          <w:szCs w:val="24"/>
+          <w:lang w:eastAsia="en-IN"/>
+          <w14:ligatures w14:val="none"/>
+        </w:rPr>
+      </w:pPr>
+      <w:r>
+        <w:rPr>
+          <w:rFonts w:ascii="Times New Roman" w:eastAsia="Times New Roman" w:hAnsi="Times New Roman" w:cs="Times New Roman"/>
+          <w:b/>
+          <w:bCs/>
+          <w:kern w:val="0"/>
+          <w:sz w:val="24"/>
+          <w:szCs w:val="24"/>
+          <w:lang w:eastAsia="en-IN"/>
+          <w14:ligatures w14:val="none"/>
+        </w:rPr>
+        <w:t xml:space="preserve">without the </w:t>
+      </w:r>
+      <w:r>
+        <w:rPr>
+          <w:rFonts w:ascii="Courier New" w:eastAsia="Times New Roman" w:hAnsi="Courier New" w:cs="Courier New"/>
+          <w:b/>
+          <w:bCs/>
+          <w:kern w:val="0"/>
+          <w:sz w:val="20"/>
+          <w:szCs w:val="20"/>
+          <w:lang w:eastAsia="en-IN"/>
+          <w14:ligatures w14:val="none"/>
+        </w:rPr>
+        <w:t>-m</w:t>
+      </w:r>
+      <w:r>
+        <w:rPr>
+          <w:rFonts w:ascii="Times New Roman" w:eastAsia="Times New Roman" w:hAnsi="Times New Roman" w:cs="Times New Roman"/>
+          <w:b/>
+          <w:bCs/>
+          <w:kern w:val="0"/>
+          <w:sz w:val="24"/>
+          <w:szCs w:val="24"/>
+          <w:lang w:eastAsia="en-IN"/>
+          <w14:ligatures w14:val="none"/>
+        </w:rPr>
+        <w:t xml:space="preserve"> option</w:t>
+      </w:r>
+      <w:r>
+        <w:rPr>
+          <w:rFonts w:ascii="Times New Roman" w:eastAsia="Times New Roman" w:hAnsi="Times New Roman" w:cs="Times New Roman"/>
+          <w:kern w:val="0"/>
+          <w:sz w:val="24"/>
+          <w:szCs w:val="24"/>
+          <w:lang w:eastAsia="en-IN"/>
+          <w14:ligatures w14:val="none"/>
+        </w:rPr>
+        <w:t>.</w:t>
+      </w:r>
+    </w:p>
+    <w:p>
+      <w:pPr>
+        <w:spacing w:before="100" w:beforeAutospacing="1" w:after="100" w:afterAutospacing="1" w:line="240" w:lineRule="auto"/>
+        <w:rPr>
+          <w:rFonts w:ascii="Times New Roman" w:eastAsia="Times New Roman" w:hAnsi="Times New Roman" w:cs="Times New Roman"/>
+          <w:kern w:val="0"/>
+          <w:sz w:val="24"/>
+          <w:szCs w:val="24"/>
+          <w:lang w:eastAsia="en-IN"/>
+          <w14:ligatures w14:val="none"/>
+        </w:rPr>
+      </w:pPr>
+      <w:r>
+        <w:rPr>
+          <w:rFonts w:ascii="Times New Roman" w:eastAsia="Times New Roman" w:hAnsi="Times New Roman" w:cs="Times New Roman"/>
+          <w:kern w:val="0"/>
+          <w:sz w:val="24"/>
+          <w:szCs w:val="24"/>
+          <w:lang w:eastAsia="en-IN"/>
+          <w14:ligatures w14:val="none"/>
+        </w:rPr>
+        <w:t>Git opens your configured text editor (such as Vim, Nano, or VS Code) and asks you to enter a commit message.</w:t>
+      </w:r>
+    </w:p>
+    <w:p>
+      <w:pPr>
+        <w:spacing w:before="100" w:beforeAutospacing="1" w:after="100" w:afterAutospacing="1" w:line="240" w:lineRule="auto"/>
+        <w:rPr>
+          <w:rFonts w:ascii="Times New Roman" w:eastAsia="Times New Roman" w:hAnsi="Times New Roman" w:cs="Times New Roman"/>
+          <w:kern w:val="0"/>
+          <w:sz w:val="24"/>
+          <w:szCs w:val="24"/>
+          <w:lang w:eastAsia="en-IN"/>
+          <w14:ligatures w14:val="none"/>
+        </w:rPr>
+      </w:pPr>
+      <w:r>
+        <w:rPr>
+          <w:rFonts w:ascii="Times New Roman" w:eastAsia="Times New Roman" w:hAnsi="Times New Roman" w:cs="Times New Roman"/>
+          <w:kern w:val="0"/>
+          <w:sz w:val="24"/>
+          <w:szCs w:val="24"/>
+          <w:lang w:eastAsia="en-IN"/>
+          <w14:ligatures w14:val="none"/>
+        </w:rPr>
+        <w:t>For example, you might see:</w:t>
+      </w:r>
+    </w:p>
+    <w:p>
+      <w:pPr>
+        <w:tabs>
+          <w:tab w:val="left" w:pos="916"/>
+          <w:tab w:val="left" w:pos="1832"/>
+          <w:tab w:val="left" w:pos="2748"/>
+          <w:tab w:val="left" w:pos="3664"/>
+          <w:tab w:val="left" w:pos="4580"/>
+          <w:tab w:val="left" w:pos="5496"/>
+          <w:tab w:val="left" w:pos="6412"/>
+          <w:tab w:val="left" w:pos="7328"/>
+          <w:tab w:val="left" w:pos="8244"/>
+          <w:tab w:val="left" w:pos="9160"/>
+          <w:tab w:val="left" w:pos="10076"/>
+          <w:tab w:val="left" w:pos="10992"/>
+          <w:tab w:val="left" w:pos="11908"/>
+          <w:tab w:val="left" w:pos="12824"/>
+          <w:tab w:val="left" w:pos="13740"/>
+          <w:tab w:val="left" w:pos="14656"/>
+        </w:tabs>
+        <w:spacing w:after="0" w:line="240" w:lineRule="auto"/>
+        <w:rPr>
+          <w:rFonts w:ascii="Courier New" w:eastAsia="Times New Roman" w:hAnsi="Courier New" w:cs="Courier New"/>
+          <w:kern w:val="0"/>
+          <w:sz w:val="20"/>
+          <w:szCs w:val="20"/>
+          <w:lang w:eastAsia="en-IN"/>
+          <w14:ligatures w14:val="none"/>
+        </w:rPr>
+      </w:pPr>
+      <w:r>
+        <w:rPr>
+          <w:rFonts w:ascii="Courier New" w:eastAsia="Times New Roman" w:hAnsi="Courier New" w:cs="Courier New"/>
+          <w:kern w:val="0"/>
+          <w:sz w:val="20"/>
+          <w:szCs w:val="20"/>
+          <w:lang w:eastAsia="en-IN"/>
+          <w14:ligatures w14:val="none"/>
+        </w:rPr>
+        <w:t>Please enter the commit message for your changes. Lines starting</w:t>
+      </w:r>
+    </w:p>
+    <w:p>
+      <w:pPr>
+        <w:tabs>
+          <w:tab w:val="left" w:pos="916"/>
+          <w:tab w:val="left" w:pos="1832"/>
+          <w:tab w:val="left" w:pos="2748"/>
+          <w:tab w:val="left" w:pos="3664"/>
+          <w:tab w:val="left" w:pos="4580"/>
+          <w:tab w:val="left" w:pos="5496"/>
+          <w:tab w:val="left" w:pos="6412"/>
+          <w:tab w:val="left" w:pos="7328"/>
+          <w:tab w:val="left" w:pos="8244"/>
+          <w:tab w:val="left" w:pos="9160"/>
+          <w:tab w:val="left" w:pos="10076"/>
+          <w:tab w:val="left" w:pos="10992"/>
+          <w:tab w:val="left" w:pos="11908"/>
+          <w:tab w:val="left" w:pos="12824"/>
+          <w:tab w:val="left" w:pos="13740"/>
+          <w:tab w:val="left" w:pos="14656"/>
+        </w:tabs>
+        <w:spacing w:after="0" w:line="240" w:lineRule="auto"/>
+        <w:rPr>
+          <w:rFonts w:ascii="Courier New" w:eastAsia="Times New Roman" w:hAnsi="Courier New" w:cs="Courier New"/>
+          <w:kern w:val="0"/>
+          <w:sz w:val="20"/>
+          <w:szCs w:val="20"/>
+          <w:lang w:eastAsia="en-IN"/>
+          <w14:ligatures w14:val="none"/>
+        </w:rPr>
+      </w:pPr>
+      <w:r>
+        <w:rPr>
+          <w:rFonts w:ascii="Courier New" w:eastAsia="Times New Roman" w:hAnsi="Courier New" w:cs="Courier New"/>
+          <w:kern w:val="0"/>
+          <w:sz w:val="20"/>
+          <w:szCs w:val="20"/>
+          <w:lang w:eastAsia="en-IN"/>
+          <w14:ligatures w14:val="none"/>
+        </w:rPr>
+        <w:t># with '#' will be ignored, and an empty message aborts the commit.</w:t>
+      </w:r>
+    </w:p>
+    <w:p>
+      <w:pPr>
+        <w:tabs>
+          <w:tab w:val="left" w:pos="916"/>
+          <w:tab w:val="left" w:pos="1832"/>
+          <w:tab w:val="left" w:pos="2748"/>
+          <w:tab w:val="left" w:pos="3664"/>
+          <w:tab w:val="left" w:pos="4580"/>
+          <w:tab w:val="left" w:pos="5496"/>
+          <w:tab w:val="left" w:pos="6412"/>
+          <w:tab w:val="left" w:pos="7328"/>
+          <w:tab w:val="left" w:pos="8244"/>
+          <w:tab w:val="left" w:pos="9160"/>
+          <w:tab w:val="left" w:pos="10076"/>
+          <w:tab w:val="left" w:pos="10992"/>
+          <w:tab w:val="left" w:pos="11908"/>
+          <w:tab w:val="left" w:pos="12824"/>
+          <w:tab w:val="left" w:pos="13740"/>
+          <w:tab w:val="left" w:pos="14656"/>
+        </w:tabs>
+        <w:spacing w:after="0" w:line="240" w:lineRule="auto"/>
+        <w:rPr>
+          <w:rFonts w:ascii="Courier New" w:eastAsia="Times New Roman" w:hAnsi="Courier New" w:cs="Courier New"/>
+          <w:kern w:val="0"/>
+          <w:sz w:val="20"/>
+          <w:szCs w:val="20"/>
+          <w:lang w:eastAsia="en-IN"/>
+          <w14:ligatures w14:val="none"/>
+        </w:rPr>
+      </w:pPr>
+    </w:p>
+    <w:p>
+      <w:pPr>
+        <w:tabs>
+          <w:tab w:val="left" w:pos="916"/>
+          <w:tab w:val="left" w:pos="1832"/>
+          <w:tab w:val="left" w:pos="2748"/>
+          <w:tab w:val="left" w:pos="3664"/>
+          <w:tab w:val="left" w:pos="4580"/>
+          <w:tab w:val="left" w:pos="5496"/>
+          <w:tab w:val="left" w:pos="6412"/>
+          <w:tab w:val="left" w:pos="7328"/>
+          <w:tab w:val="left" w:pos="8244"/>
+          <w:tab w:val="left" w:pos="9160"/>
+          <w:tab w:val="left" w:pos="10076"/>
+          <w:tab w:val="left" w:pos="10992"/>
+          <w:tab w:val="left" w:pos="11908"/>
+          <w:tab w:val="left" w:pos="12824"/>
+          <w:tab w:val="left" w:pos="13740"/>
+          <w:tab w:val="left" w:pos="14656"/>
+        </w:tabs>
+        <w:spacing w:after="0" w:line="240" w:lineRule="auto"/>
+        <w:rPr>
+          <w:rFonts w:ascii="Courier New" w:eastAsia="Times New Roman" w:hAnsi="Courier New" w:cs="Courier New"/>
+          <w:kern w:val="0"/>
+          <w:sz w:val="20"/>
+          <w:szCs w:val="20"/>
+          <w:lang w:eastAsia="en-IN"/>
+          <w14:ligatures w14:val="none"/>
+        </w:rPr>
+      </w:pPr>
+      <w:r>
+        <w:rPr>
+          <w:rFonts w:ascii="Courier New" w:eastAsia="Times New Roman" w:hAnsi="Courier New" w:cs="Courier New"/>
+          <w:kern w:val="0"/>
+          <w:sz w:val="20"/>
+          <w:szCs w:val="20"/>
+          <w:lang w:eastAsia="en-IN"/>
+          <w14:ligatures w14:val="none"/>
+        </w:rPr>
+        <w:t># On branch main</w:t>
+      </w:r>
+    </w:p>
+    <w:p>
+      <w:pPr>
+        <w:tabs>
+          <w:tab w:val="left" w:pos="916"/>
+          <w:tab w:val="left" w:pos="1832"/>
+          <w:tab w:val="left" w:pos="2748"/>
+          <w:tab w:val="left" w:pos="3664"/>
+          <w:tab w:val="left" w:pos="4580"/>
+          <w:tab w:val="left" w:pos="5496"/>
+          <w:tab w:val="left" w:pos="6412"/>
+          <w:tab w:val="left" w:pos="7328"/>
+          <w:tab w:val="left" w:pos="8244"/>
+          <w:tab w:val="left" w:pos="9160"/>
+          <w:tab w:val="left" w:pos="10076"/>
+          <w:tab w:val="left" w:pos="10992"/>
+          <w:tab w:val="left" w:pos="11908"/>
+          <w:tab w:val="left" w:pos="12824"/>
+          <w:tab w:val="left" w:pos="13740"/>
+          <w:tab w:val="left" w:pos="14656"/>
+        </w:tabs>
+        <w:spacing w:after="0" w:line="240" w:lineRule="auto"/>
+        <w:rPr>
+          <w:rFonts w:ascii="Courier New" w:eastAsia="Times New Roman" w:hAnsi="Courier New" w:cs="Courier New"/>
+          <w:kern w:val="0"/>
+          <w:sz w:val="20"/>
+          <w:szCs w:val="20"/>
+          <w:lang w:eastAsia="en-IN"/>
+          <w14:ligatures w14:val="none"/>
+        </w:rPr>
+      </w:pPr>
+      <w:r>
+        <w:rPr>
+          <w:rFonts w:ascii="Courier New" w:eastAsia="Times New Roman" w:hAnsi="Courier New" w:cs="Courier New"/>
+          <w:kern w:val="0"/>
+          <w:sz w:val="20"/>
+          <w:szCs w:val="20"/>
+          <w:lang w:eastAsia="en-IN"/>
+          <w14:ligatures w14:val="none"/>
+        </w:rPr>
+        <w:t># Changes to be committed:</w:t>
+      </w:r>
+    </w:p>
+    <w:p>
+      <w:pPr>
+        <w:tabs>
+          <w:tab w:val="left" w:pos="916"/>
+          <w:tab w:val="left" w:pos="1832"/>
+          <w:tab w:val="left" w:pos="2748"/>
+          <w:tab w:val="left" w:pos="3664"/>
+          <w:tab w:val="left" w:pos="4580"/>
+          <w:tab w:val="left" w:pos="5496"/>
+          <w:tab w:val="left" w:pos="6412"/>
+          <w:tab w:val="left" w:pos="7328"/>
+          <w:tab w:val="left" w:pos="8244"/>
+          <w:tab w:val="left" w:pos="9160"/>
+          <w:tab w:val="left" w:pos="10076"/>
+          <w:tab w:val="left" w:pos="10992"/>
+          <w:tab w:val="left" w:pos="11908"/>
+          <w:tab w:val="left" w:pos="12824"/>
+          <w:tab w:val="left" w:pos="13740"/>
+          <w:tab w:val="left" w:pos="14656"/>
+        </w:tabs>
+        <w:spacing w:after="0" w:line="240" w:lineRule="auto"/>
+        <w:rPr>
+          <w:rFonts w:ascii="Courier New" w:eastAsia="Times New Roman" w:hAnsi="Courier New" w:cs="Courier New"/>
+          <w:kern w:val="0"/>
+          <w:sz w:val="20"/>
+          <w:szCs w:val="20"/>
+          <w:lang w:eastAsia="en-IN"/>
+          <w14:ligatures w14:val="none"/>
+        </w:rPr>
+      </w:pPr>
+      <w:r>
+        <w:rPr>
+          <w:rFonts w:ascii="Courier New" w:eastAsia="Times New Roman" w:hAnsi="Courier New" w:cs="Courier New"/>
+          <w:kern w:val="0"/>
+          <w:sz w:val="20"/>
+          <w:szCs w:val="20"/>
+          <w:lang w:eastAsia="en-IN"/>
+          <w14:ligatures w14:val="none"/>
+        </w:rPr>
+        <w:t>#    modified: app.py</w:t>
+      </w:r>
+    </w:p>
+    <w:p>
+      <w:pPr>
+        <w:tabs>
+          <w:tab w:val="left" w:pos="916"/>
+          <w:tab w:val="left" w:pos="1832"/>
+          <w:tab w:val="left" w:pos="2748"/>
+          <w:tab w:val="left" w:pos="3664"/>
+          <w:tab w:val="left" w:pos="4580"/>
+          <w:tab w:val="left" w:pos="5496"/>
+          <w:tab w:val="left" w:pos="6412"/>
+          <w:tab w:val="left" w:pos="7328"/>
+          <w:tab w:val="left" w:pos="8244"/>
+          <w:tab w:val="left" w:pos="9160"/>
+          <w:tab w:val="left" w:pos="10076"/>
+          <w:tab w:val="left" w:pos="10992"/>
+          <w:tab w:val="left" w:pos="11908"/>
+          <w:tab w:val="left" w:pos="12824"/>
+          <w:tab w:val="left" w:pos="13740"/>
+          <w:tab w:val="left" w:pos="14656"/>
+        </w:tabs>
+        <w:spacing w:after="0" w:line="240" w:lineRule="auto"/>
+        <w:rPr>
+          <w:rFonts w:ascii="Courier New" w:eastAsia="Times New Roman" w:hAnsi="Courier New" w:cs="Courier New"/>
+          <w:kern w:val="0"/>
+          <w:sz w:val="20"/>
+          <w:szCs w:val="20"/>
+          <w:lang w:eastAsia="en-IN"/>
+          <w14:ligatures w14:val="none"/>
+        </w:rPr>
+      </w:pPr>
+      <w:r>
+        <w:rPr>
+          <w:rFonts w:ascii="Courier New" w:eastAsia="Times New Roman" w:hAnsi="Courier New" w:cs="Courier New"/>
+          <w:kern w:val="0"/>
+          <w:sz w:val="20"/>
+          <w:szCs w:val="20"/>
+          <w:lang w:eastAsia="en-IN"/>
+          <w14:ligatures w14:val="none"/>
+        </w:rPr>
+        <w:t>#</w:t>
+      </w:r>
+    </w:p>
+    <w:p>
+      <w:pPr>
+        <w:spacing w:before="100" w:beforeAutospacing="1" w:after="100" w:afterAutospacing="1" w:line="240" w:lineRule="auto"/>
+        <w:rPr>
+          <w:rFonts w:ascii="Times New Roman" w:eastAsia="Times New Roman" w:hAnsi="Times New Roman" w:cs="Times New Roman"/>
+          <w:kern w:val="0"/>
+          <w:sz w:val="24"/>
+          <w:szCs w:val="24"/>
+          <w:lang w:eastAsia="en-IN"/>
+          <w14:ligatures w14:val="none"/>
+        </w:rPr>
+      </w:pPr>
+      <w:r>
+        <w:rPr>
+          <w:rFonts w:ascii="Times New Roman" w:eastAsia="Times New Roman" w:hAnsi="Times New Roman" w:cs="Times New Roman"/>
+          <w:kern w:val="0"/>
+          <w:sz w:val="24"/>
+          <w:szCs w:val="24"/>
+          <w:lang w:eastAsia="en-IN"/>
+          <w14:ligatures w14:val="none"/>
+        </w:rPr>
+        <w:t xml:space="preserve">Everything beginning with </w:t>
+      </w:r>
+      <w:r>
+        <w:rPr>
+          <w:rFonts w:ascii="Courier New" w:eastAsia="Times New Roman" w:hAnsi="Courier New" w:cs="Courier New"/>
+          <w:kern w:val="0"/>
+          <w:sz w:val="20"/>
+          <w:szCs w:val="20"/>
+          <w:lang w:eastAsia="en-IN"/>
+          <w14:ligatures w14:val="none"/>
+        </w:rPr>
+        <w:t>#</w:t>
+      </w:r>
+      <w:r>
+        <w:rPr>
+          <w:rFonts w:ascii="Times New Roman" w:eastAsia="Times New Roman" w:hAnsi="Times New Roman" w:cs="Times New Roman"/>
+          <w:kern w:val="0"/>
+          <w:sz w:val="24"/>
+          <w:szCs w:val="24"/>
+          <w:lang w:eastAsia="en-IN"/>
+          <w14:ligatures w14:val="none"/>
+        </w:rPr>
+        <w:t xml:space="preserve"> is a </w:t>
+      </w:r>
+      <w:r>
+        <w:rPr>
+          <w:rFonts w:ascii="Times New Roman" w:eastAsia="Times New Roman" w:hAnsi="Times New Roman" w:cs="Times New Roman"/>
+          <w:b/>
+          <w:bCs/>
+          <w:kern w:val="0"/>
+          <w:sz w:val="24"/>
+          <w:szCs w:val="24"/>
+          <w:lang w:eastAsia="en-IN"/>
+          <w14:ligatures w14:val="none"/>
+        </w:rPr>
+        <w:t>comment</w:t>
+      </w:r>
+      <w:r>
+        <w:rPr>
+          <w:rFonts w:ascii="Times New Roman" w:eastAsia="Times New Roman" w:hAnsi="Times New Roman" w:cs="Times New Roman"/>
+          <w:kern w:val="0"/>
+          <w:sz w:val="24"/>
+          <w:szCs w:val="24"/>
+          <w:lang w:eastAsia="en-IN"/>
+          <w14:ligatures w14:val="none"/>
+        </w:rPr>
+        <w:t>. Git ignores these lines.</w:t>
+      </w:r>
+    </w:p>
+    <w:p>
+      <w:pPr>
+        <w:spacing w:before="100" w:beforeAutospacing="1" w:after="100" w:afterAutospacing="1" w:line="240" w:lineRule="auto"/>
+        <w:outlineLvl w:val="1"/>
+        <w:rPr>
+          <w:rFonts w:ascii="Times New Roman" w:eastAsia="Times New Roman" w:hAnsi="Times New Roman" w:cs="Times New Roman"/>
+          <w:b/>
+          <w:bCs/>
+          <w:kern w:val="0"/>
+          <w:sz w:val="36"/>
+          <w:szCs w:val="36"/>
+          <w:lang w:eastAsia="en-IN"/>
+          <w14:ligatures w14:val="none"/>
+        </w:rPr>
+      </w:pPr>
+      <w:r>
+        <w:rPr>
+          <w:rFonts w:ascii="Times New Roman" w:eastAsia="Times New Roman" w:hAnsi="Times New Roman" w:cs="Times New Roman"/>
+          <w:b/>
+          <w:bCs/>
+          <w:kern w:val="0"/>
+          <w:sz w:val="36"/>
+          <w:szCs w:val="36"/>
+          <w:lang w:eastAsia="en-IN"/>
+          <w14:ligatures w14:val="none"/>
+        </w:rPr>
+        <w:t>What to do</w:t>
+      </w:r>
+    </w:p>
+    <w:p>
+      <w:pPr>
+        <w:spacing w:before="100" w:beforeAutospacing="1" w:after="100" w:afterAutospacing="1" w:line="240" w:lineRule="auto"/>
+        <w:rPr>
+          <w:rFonts w:ascii="Times New Roman" w:eastAsia="Times New Roman" w:hAnsi="Times New Roman" w:cs="Times New Roman"/>
+          <w:kern w:val="0"/>
+          <w:sz w:val="24"/>
+          <w:szCs w:val="24"/>
+          <w:lang w:eastAsia="en-IN"/>
+          <w14:ligatures w14:val="none"/>
+        </w:rPr>
+      </w:pPr>
+      <w:r>
+        <w:rPr>
+          <w:rFonts w:ascii="Times New Roman" w:eastAsia="Times New Roman" w:hAnsi="Times New Roman" w:cs="Times New Roman"/>
+          <w:kern w:val="0"/>
+          <w:sz w:val="24"/>
+          <w:szCs w:val="24"/>
+          <w:lang w:eastAsia="en-IN"/>
+          <w14:ligatures w14:val="none"/>
+        </w:rPr>
+        <w:t>Type your commit message at the top, for example:</w:t>
+      </w:r>
+    </w:p>
+    <w:p>
+      <w:pPr>
+        <w:tabs>
+          <w:tab w:val="left" w:pos="916"/>
+          <w:tab w:val="left" w:pos="1832"/>
+          <w:tab w:val="left" w:pos="2748"/>
+          <w:tab w:val="left" w:pos="3664"/>
+          <w:tab w:val="left" w:pos="4580"/>
+          <w:tab w:val="left" w:pos="5496"/>
+          <w:tab w:val="left" w:pos="6412"/>
+          <w:tab w:val="left" w:pos="7328"/>
+          <w:tab w:val="left" w:pos="8244"/>
+          <w:tab w:val="left" w:pos="9160"/>
+          <w:tab w:val="left" w:pos="10076"/>
+          <w:tab w:val="left" w:pos="10992"/>
+          <w:tab w:val="left" w:pos="11908"/>
+          <w:tab w:val="left" w:pos="12824"/>
+          <w:tab w:val="left" w:pos="13740"/>
+          <w:tab w:val="left" w:pos="14656"/>
+        </w:tabs>
+        <w:spacing w:after="0" w:line="240" w:lineRule="auto"/>
+        <w:rPr>
+          <w:rFonts w:ascii="Courier New" w:eastAsia="Times New Roman" w:hAnsi="Courier New" w:cs="Courier New"/>
+          <w:kern w:val="0"/>
+          <w:sz w:val="20"/>
+          <w:szCs w:val="20"/>
+          <w:lang w:eastAsia="en-IN"/>
+          <w14:ligatures w14:val="none"/>
+        </w:rPr>
+      </w:pPr>
+      <w:r>
+        <w:rPr>
+          <w:rFonts w:ascii="Courier New" w:eastAsia="Times New Roman" w:hAnsi="Courier New" w:cs="Courier New"/>
+          <w:kern w:val="0"/>
+          <w:sz w:val="20"/>
+          <w:szCs w:val="20"/>
+          <w:lang w:eastAsia="en-IN"/>
+          <w14:ligatures w14:val="none"/>
+        </w:rPr>
+        <w:t>Fix login validation bug</w:t>
+      </w:r>
+    </w:p>
+    <w:p>
+      <w:pPr>
+        <w:tabs>
+          <w:tab w:val="left" w:pos="916"/>
+          <w:tab w:val="left" w:pos="1832"/>
+          <w:tab w:val="left" w:pos="2748"/>
+          <w:tab w:val="left" w:pos="3664"/>
+          <w:tab w:val="left" w:pos="4580"/>
+          <w:tab w:val="left" w:pos="5496"/>
+          <w:tab w:val="left" w:pos="6412"/>
+          <w:tab w:val="left" w:pos="7328"/>
+          <w:tab w:val="left" w:pos="8244"/>
+          <w:tab w:val="left" w:pos="9160"/>
+          <w:tab w:val="left" w:pos="10076"/>
+          <w:tab w:val="left" w:pos="10992"/>
+          <w:tab w:val="left" w:pos="11908"/>
+          <w:tab w:val="left" w:pos="12824"/>
+          <w:tab w:val="left" w:pos="13740"/>
+          <w:tab w:val="left" w:pos="14656"/>
+        </w:tabs>
+        <w:spacing w:after="0" w:line="240" w:lineRule="auto"/>
+        <w:rPr>
+          <w:rFonts w:ascii="Courier New" w:eastAsia="Times New Roman" w:hAnsi="Courier New" w:cs="Courier New"/>
+          <w:kern w:val="0"/>
+          <w:sz w:val="20"/>
+          <w:szCs w:val="20"/>
+          <w:lang w:eastAsia="en-IN"/>
+          <w14:ligatures w14:val="none"/>
+        </w:rPr>
+      </w:pPr>
+    </w:p>
+    <w:p>
+      <w:pPr>
+        <w:tabs>
+          <w:tab w:val="left" w:pos="916"/>
+          <w:tab w:val="left" w:pos="1832"/>
+          <w:tab w:val="left" w:pos="2748"/>
+          <w:tab w:val="left" w:pos="3664"/>
+          <w:tab w:val="left" w:pos="4580"/>
+          <w:tab w:val="left" w:pos="5496"/>
+          <w:tab w:val="left" w:pos="6412"/>
+          <w:tab w:val="left" w:pos="7328"/>
+          <w:tab w:val="left" w:pos="8244"/>
+          <w:tab w:val="left" w:pos="9160"/>
+          <w:tab w:val="left" w:pos="10076"/>
+          <w:tab w:val="left" w:pos="10992"/>
+          <w:tab w:val="left" w:pos="11908"/>
+          <w:tab w:val="left" w:pos="12824"/>
+          <w:tab w:val="left" w:pos="13740"/>
+          <w:tab w:val="left" w:pos="14656"/>
+        </w:tabs>
+        <w:spacing w:after="0" w:line="240" w:lineRule="auto"/>
+        <w:rPr>
+          <w:rFonts w:ascii="Courier New" w:eastAsia="Times New Roman" w:hAnsi="Courier New" w:cs="Courier New"/>
+          <w:kern w:val="0"/>
+          <w:sz w:val="20"/>
+          <w:szCs w:val="20"/>
+          <w:lang w:eastAsia="en-IN"/>
+          <w14:ligatures w14:val="none"/>
+        </w:rPr>
+      </w:pPr>
+      <w:r>
+        <w:rPr>
+          <w:rFonts w:ascii="Courier New" w:eastAsia="Times New Roman" w:hAnsi="Courier New" w:cs="Courier New"/>
+          <w:kern w:val="0"/>
+          <w:sz w:val="20"/>
+          <w:szCs w:val="20"/>
+          <w:lang w:eastAsia="en-IN"/>
+          <w14:ligatures w14:val="none"/>
+        </w:rPr>
+        <w:t># On branch main</w:t>
+      </w:r>
+    </w:p>
+    <w:p>
+      <w:pPr>
+        <w:tabs>
+          <w:tab w:val="left" w:pos="916"/>
+          <w:tab w:val="left" w:pos="1832"/>
+          <w:tab w:val="left" w:pos="2748"/>
+          <w:tab w:val="left" w:pos="3664"/>
+          <w:tab w:val="left" w:pos="4580"/>
+          <w:tab w:val="left" w:pos="5496"/>
+          <w:tab w:val="left" w:pos="6412"/>
+          <w:tab w:val="left" w:pos="7328"/>
+          <w:tab w:val="left" w:pos="8244"/>
+          <w:tab w:val="left" w:pos="9160"/>
+          <w:tab w:val="left" w:pos="10076"/>
+          <w:tab w:val="left" w:pos="10992"/>
+          <w:tab w:val="left" w:pos="11908"/>
+          <w:tab w:val="left" w:pos="12824"/>
+          <w:tab w:val="left" w:pos="13740"/>
+          <w:tab w:val="left" w:pos="14656"/>
+        </w:tabs>
+        <w:spacing w:after="0" w:line="240" w:lineRule="auto"/>
+        <w:rPr>
+          <w:rFonts w:ascii="Courier New" w:eastAsia="Times New Roman" w:hAnsi="Courier New" w:cs="Courier New"/>
+          <w:kern w:val="0"/>
+          <w:sz w:val="20"/>
+          <w:szCs w:val="20"/>
+          <w:lang w:eastAsia="en-IN"/>
+          <w14:ligatures w14:val="none"/>
+        </w:rPr>
+      </w:pPr>
+      <w:r>
+        <w:rPr>
+          <w:rFonts w:ascii="Courier New" w:eastAsia="Times New Roman" w:hAnsi="Courier New" w:cs="Courier New"/>
+          <w:kern w:val="0"/>
+          <w:sz w:val="20"/>
+          <w:szCs w:val="20"/>
+          <w:lang w:eastAsia="en-IN"/>
+          <w14:ligatures w14:val="none"/>
+        </w:rPr>
+        <w:t># Changes to be committed:</w:t>
+      </w:r>
+    </w:p>
+    <w:p>
+      <w:pPr>
+        <w:tabs>
+          <w:tab w:val="left" w:pos="916"/>
+          <w:tab w:val="left" w:pos="1832"/>
+          <w:tab w:val="left" w:pos="2748"/>
+          <w:tab w:val="left" w:pos="3664"/>
+          <w:tab w:val="left" w:pos="4580"/>
+          <w:tab w:val="left" w:pos="5496"/>
+          <w:tab w:val="left" w:pos="6412"/>
+          <w:tab w:val="left" w:pos="7328"/>
+          <w:tab w:val="left" w:pos="8244"/>
+          <w:tab w:val="left" w:pos="9160"/>
+          <w:tab w:val="left" w:pos="10076"/>
+          <w:tab w:val="left" w:pos="10992"/>
+          <w:tab w:val="left" w:pos="11908"/>
+          <w:tab w:val="left" w:pos="12824"/>
+          <w:tab w:val="left" w:pos="13740"/>
+          <w:tab w:val="left" w:pos="14656"/>
+        </w:tabs>
+        <w:spacing w:after="0" w:line="240" w:lineRule="auto"/>
+        <w:rPr>
+          <w:rFonts w:ascii="Courier New" w:eastAsia="Times New Roman" w:hAnsi="Courier New" w:cs="Courier New"/>
+          <w:kern w:val="0"/>
+          <w:sz w:val="20"/>
+          <w:szCs w:val="20"/>
+          <w:lang w:eastAsia="en-IN"/>
+          <w14:ligatures w14:val="none"/>
+        </w:rPr>
+      </w:pPr>
+      <w:r>
+        <w:rPr>
+          <w:rFonts w:ascii="Courier New" w:eastAsia="Times New Roman" w:hAnsi="Courier New" w:cs="Courier New"/>
+          <w:kern w:val="0"/>
+          <w:sz w:val="20"/>
+          <w:szCs w:val="20"/>
+          <w:lang w:eastAsia="en-IN"/>
+          <w14:ligatures w14:val="none"/>
+        </w:rPr>
+        <w:t>#    modified: app.py</w:t>
+      </w:r>
+    </w:p>
+    <w:p>
+      <w:pPr>
+        <w:spacing w:before="100" w:beforeAutospacing="1" w:after="100" w:afterAutospacing="1" w:line="240" w:lineRule="auto"/>
+        <w:rPr>
+          <w:rFonts w:ascii="Times New Roman" w:eastAsia="Times New Roman" w:hAnsi="Times New Roman" w:cs="Times New Roman"/>
+          <w:kern w:val="0"/>
+          <w:sz w:val="24"/>
+          <w:szCs w:val="24"/>
+          <w:lang w:eastAsia="en-IN"/>
+          <w14:ligatures w14:val="none"/>
+        </w:rPr>
+      </w:pPr>
+      <w:r>
+        <w:rPr>
+          <w:rFonts w:ascii="Times New Roman" w:eastAsia="Times New Roman" w:hAnsi="Times New Roman" w:cs="Times New Roman"/>
+          <w:kern w:val="0"/>
+          <w:sz w:val="24"/>
+          <w:szCs w:val="24"/>
+          <w:lang w:eastAsia="en-IN"/>
+          <w14:ligatures w14:val="none"/>
+        </w:rPr>
+        <w:t>Then save and close the editor.</w:t>
+      </w:r>
+    </w:p>
+    <w:p>
+      <w:pPr>
+        <w:spacing w:after="0" w:line="240" w:lineRule="auto"/>
+        <w:rPr>
+          <w:rFonts w:ascii="Times New Roman" w:eastAsia="Times New Roman" w:hAnsi="Times New Roman" w:cs="Times New Roman"/>
+          <w:kern w:val="0"/>
+          <w:sz w:val="24"/>
+          <w:szCs w:val="24"/>
+          <w:lang w:eastAsia="en-IN"/>
+          <w14:ligatures w14:val="none"/>
+        </w:rPr>
+      </w:pPr>
+      <w:r>
+        <w:rPr>
+          <w:rFonts w:ascii="Times New Roman" w:eastAsia="Times New Roman" w:hAnsi="Times New Roman" w:cs="Times New Roman"/>
+          <w:kern w:val="0"/>
+          <w:sz w:val="24"/>
+          <w:szCs w:val="24"/>
+          <w:lang w:eastAsia="en-IN"/>
+          <w14:ligatures w14:val="none"/>
+        </w:rPr>
+        <w:pict w14:anchorId="273DA462">
+          <v:rect id="_x0000_i1025" style="width:0;height:1.5pt" o:hralign="center" o:hrstd="t" o:hr="t" fillcolor="#a0a0a0" stroked="f"/>
+        </w:pict>
+      </w:r>
+    </w:p>
+    <w:p>
+      <w:pPr>
+        <w:spacing w:before="100" w:beforeAutospacing="1" w:after="100" w:afterAutospacing="1" w:line="240" w:lineRule="auto"/>
+        <w:outlineLvl w:val="1"/>
+        <w:rPr>
+          <w:rFonts w:ascii="Times New Roman" w:eastAsia="Times New Roman" w:hAnsi="Times New Roman" w:cs="Times New Roman"/>
+          <w:b/>
+          <w:bCs/>
+          <w:kern w:val="0"/>
+          <w:sz w:val="36"/>
+          <w:szCs w:val="36"/>
+          <w:lang w:eastAsia="en-IN"/>
+          <w14:ligatures w14:val="none"/>
+        </w:rPr>
+      </w:pPr>
+      <w:r>
+        <w:rPr>
+          <w:rFonts w:ascii="Times New Roman" w:eastAsia="Times New Roman" w:hAnsi="Times New Roman" w:cs="Times New Roman"/>
+          <w:b/>
+          <w:bCs/>
+          <w:kern w:val="0"/>
+          <w:sz w:val="36"/>
+          <w:szCs w:val="36"/>
+          <w:lang w:eastAsia="en-IN"/>
+          <w14:ligatures w14:val="none"/>
+        </w:rPr>
+        <w:t>How to save and exit</w:t>
+      </w:r>
+    </w:p>
+    <w:p>
+      <w:pPr>
+        <w:spacing w:before="100" w:beforeAutospacing="1" w:after="100" w:afterAutospacing="1" w:line="240" w:lineRule="auto"/>
+        <w:rPr>
+          <w:rFonts w:ascii="Times New Roman" w:eastAsia="Times New Roman" w:hAnsi="Times New Roman" w:cs="Times New Roman"/>
+          <w:kern w:val="0"/>
+          <w:sz w:val="24"/>
+          <w:szCs w:val="24"/>
+          <w:lang w:eastAsia="en-IN"/>
+          <w14:ligatures w14:val="none"/>
+        </w:rPr>
+      </w:pPr>
+      <w:r>
+        <w:rPr>
+          <w:rFonts w:ascii="Times New Roman" w:eastAsia="Times New Roman" w:hAnsi="Times New Roman" w:cs="Times New Roman"/>
+          <w:kern w:val="0"/>
+          <w:sz w:val="24"/>
+          <w:szCs w:val="24"/>
+          <w:lang w:eastAsia="en-IN"/>
+          <w14:ligatures w14:val="none"/>
+        </w:rPr>
+        <w:lastRenderedPageBreak/>
+        <w:t>It depends on which editor Git opened.</w:t>
+      </w:r>
+    </w:p>
+    <w:p>
+      <w:pPr>
+        <w:spacing w:before="100" w:beforeAutospacing="1" w:after="100" w:afterAutospacing="1" w:line="240" w:lineRule="auto"/>
+        <w:outlineLvl w:val="2"/>
+        <w:rPr>
+          <w:rFonts w:ascii="Times New Roman" w:eastAsia="Times New Roman" w:hAnsi="Times New Roman" w:cs="Times New Roman"/>
+          <w:b/>
+          <w:bCs/>
+          <w:kern w:val="0"/>
+          <w:sz w:val="27"/>
+          <w:szCs w:val="27"/>
+          <w:lang w:eastAsia="en-IN"/>
+          <w14:ligatures w14:val="none"/>
+        </w:rPr>
+      </w:pPr>
+      <w:r>
+        <w:rPr>
+          <w:rFonts w:ascii="Times New Roman" w:eastAsia="Times New Roman" w:hAnsi="Times New Roman" w:cs="Times New Roman"/>
+          <w:b/>
+          <w:bCs/>
+          <w:kern w:val="0"/>
+          <w:sz w:val="27"/>
+          <w:szCs w:val="27"/>
+          <w:lang w:eastAsia="en-IN"/>
+          <w14:ligatures w14:val="none"/>
+        </w:rPr>
+        <w:t>If it's Vim (most common)</w:t>
+      </w:r>
+    </w:p>
+    <w:p>
+      <w:pPr>
+        <w:numPr>
+          <w:ilvl w:val="0"/>
+          <w:numId w:val="1"/>
+        </w:numPr>
+        <w:spacing w:before="100" w:beforeAutospacing="1" w:after="100" w:afterAutospacing="1" w:line="240" w:lineRule="auto"/>
+        <w:rPr>
+          <w:rFonts w:ascii="Times New Roman" w:eastAsia="Times New Roman" w:hAnsi="Times New Roman" w:cs="Times New Roman"/>
+          <w:kern w:val="0"/>
+          <w:sz w:val="24"/>
+          <w:szCs w:val="24"/>
+          <w:lang w:eastAsia="en-IN"/>
+          <w14:ligatures w14:val="none"/>
+        </w:rPr>
+      </w:pPr>
+      <w:r>
+        <w:rPr>
+          <w:rFonts w:ascii="Times New Roman" w:eastAsia="Times New Roman" w:hAnsi="Times New Roman" w:cs="Times New Roman"/>
+          <w:kern w:val="0"/>
+          <w:sz w:val="24"/>
+          <w:szCs w:val="24"/>
+          <w:lang w:eastAsia="en-IN"/>
+          <w14:ligatures w14:val="none"/>
+        </w:rPr>
+        <w:t xml:space="preserve">Press </w:t>
+      </w:r>
+      <w:proofErr w:type="spellStart"/>
+      <w:r>
+        <w:rPr>
+          <w:rFonts w:ascii="Courier New" w:eastAsia="Times New Roman" w:hAnsi="Courier New" w:cs="Courier New"/>
+          <w:kern w:val="0"/>
+          <w:sz w:val="20"/>
+          <w:szCs w:val="20"/>
+          <w:lang w:eastAsia="en-IN"/>
+          <w14:ligatures w14:val="none"/>
+        </w:rPr>
+        <w:t>i</w:t>
+      </w:r>
+      <w:proofErr w:type="spellEnd"/>
+      <w:r>
+        <w:rPr>
+          <w:rFonts w:ascii="Times New Roman" w:eastAsia="Times New Roman" w:hAnsi="Times New Roman" w:cs="Times New Roman"/>
+          <w:kern w:val="0"/>
+          <w:sz w:val="24"/>
+          <w:szCs w:val="24"/>
+          <w:lang w:eastAsia="en-IN"/>
+          <w14:ligatures w14:val="none"/>
+        </w:rPr>
+        <w:t xml:space="preserve"> to enter </w:t>
+      </w:r>
+      <w:r>
+        <w:rPr>
+          <w:rFonts w:ascii="Times New Roman" w:eastAsia="Times New Roman" w:hAnsi="Times New Roman" w:cs="Times New Roman"/>
+          <w:b/>
+          <w:bCs/>
+          <w:kern w:val="0"/>
+          <w:sz w:val="24"/>
+          <w:szCs w:val="24"/>
+          <w:lang w:eastAsia="en-IN"/>
+          <w14:ligatures w14:val="none"/>
+        </w:rPr>
+        <w:t>Insert Mode</w:t>
+      </w:r>
+      <w:r>
+        <w:rPr>
+          <w:rFonts w:ascii="Times New Roman" w:eastAsia="Times New Roman" w:hAnsi="Times New Roman" w:cs="Times New Roman"/>
+          <w:kern w:val="0"/>
+          <w:sz w:val="24"/>
+          <w:szCs w:val="24"/>
+          <w:lang w:eastAsia="en-IN"/>
+          <w14:ligatures w14:val="none"/>
+        </w:rPr>
+        <w:t xml:space="preserve">. </w:t>
+      </w:r>
+    </w:p>
+    <w:p>
+      <w:pPr>
+        <w:numPr>
+          <w:ilvl w:val="0"/>
+          <w:numId w:val="1"/>
+        </w:numPr>
+        <w:spacing w:before="100" w:beforeAutospacing="1" w:after="100" w:afterAutospacing="1" w:line="240" w:lineRule="auto"/>
+        <w:rPr>
+          <w:rFonts w:ascii="Times New Roman" w:eastAsia="Times New Roman" w:hAnsi="Times New Roman" w:cs="Times New Roman"/>
+          <w:kern w:val="0"/>
+          <w:sz w:val="24"/>
+          <w:szCs w:val="24"/>
+          <w:lang w:eastAsia="en-IN"/>
+          <w14:ligatures w14:val="none"/>
+        </w:rPr>
+      </w:pPr>
+      <w:r>
+        <w:rPr>
+          <w:rFonts w:ascii="Times New Roman" w:eastAsia="Times New Roman" w:hAnsi="Times New Roman" w:cs="Times New Roman"/>
+          <w:kern w:val="0"/>
+          <w:sz w:val="24"/>
+          <w:szCs w:val="24"/>
+          <w:lang w:eastAsia="en-IN"/>
+          <w14:ligatures w14:val="none"/>
+        </w:rPr>
+        <w:t xml:space="preserve">Type your commit message. </w:t>
+      </w:r>
+    </w:p>
+    <w:p>
+      <w:pPr>
+        <w:numPr>
+          <w:ilvl w:val="0"/>
+          <w:numId w:val="1"/>
+        </w:numPr>
+        <w:spacing w:before="100" w:beforeAutospacing="1" w:after="100" w:afterAutospacing="1" w:line="240" w:lineRule="auto"/>
+        <w:rPr>
+          <w:rFonts w:ascii="Times New Roman" w:eastAsia="Times New Roman" w:hAnsi="Times New Roman" w:cs="Times New Roman"/>
+          <w:kern w:val="0"/>
+          <w:sz w:val="24"/>
+          <w:szCs w:val="24"/>
+          <w:lang w:eastAsia="en-IN"/>
+          <w14:ligatures w14:val="none"/>
+        </w:rPr>
+      </w:pPr>
+      <w:r>
+        <w:rPr>
+          <w:rFonts w:ascii="Times New Roman" w:eastAsia="Times New Roman" w:hAnsi="Times New Roman" w:cs="Times New Roman"/>
+          <w:kern w:val="0"/>
+          <w:sz w:val="24"/>
+          <w:szCs w:val="24"/>
+          <w:lang w:eastAsia="en-IN"/>
+          <w14:ligatures w14:val="none"/>
+        </w:rPr>
+        <w:t xml:space="preserve">Press </w:t>
+      </w:r>
+      <w:r>
+        <w:rPr>
+          <w:rFonts w:ascii="Courier New" w:eastAsia="Times New Roman" w:hAnsi="Courier New" w:cs="Courier New"/>
+          <w:kern w:val="0"/>
+          <w:sz w:val="20"/>
+          <w:szCs w:val="20"/>
+          <w:lang w:eastAsia="en-IN"/>
+          <w14:ligatures w14:val="none"/>
+        </w:rPr>
+        <w:t>Esc</w:t>
+      </w:r>
+      <w:r>
+        <w:rPr>
+          <w:rFonts w:ascii="Times New Roman" w:eastAsia="Times New Roman" w:hAnsi="Times New Roman" w:cs="Times New Roman"/>
+          <w:kern w:val="0"/>
+          <w:sz w:val="24"/>
+          <w:szCs w:val="24"/>
+          <w:lang w:eastAsia="en-IN"/>
+          <w14:ligatures w14:val="none"/>
+        </w:rPr>
+        <w:t xml:space="preserve">. </w:t>
+      </w:r>
+    </w:p>
+    <w:p>
+      <w:pPr>
+        <w:numPr>
+          <w:ilvl w:val="0"/>
+          <w:numId w:val="1"/>
+        </w:numPr>
+        <w:spacing w:before="100" w:beforeAutospacing="1" w:after="100" w:afterAutospacing="1" w:line="240" w:lineRule="auto"/>
+        <w:rPr>
+          <w:rFonts w:ascii="Times New Roman" w:eastAsia="Times New Roman" w:hAnsi="Times New Roman" w:cs="Times New Roman"/>
+          <w:kern w:val="0"/>
+          <w:sz w:val="24"/>
+          <w:szCs w:val="24"/>
+          <w:lang w:eastAsia="en-IN"/>
+          <w14:ligatures w14:val="none"/>
+        </w:rPr>
+      </w:pPr>
+      <w:r>
+        <w:rPr>
+          <w:rFonts w:ascii="Times New Roman" w:eastAsia="Times New Roman" w:hAnsi="Times New Roman" w:cs="Times New Roman"/>
+          <w:kern w:val="0"/>
+          <w:sz w:val="24"/>
+          <w:szCs w:val="24"/>
+          <w:lang w:eastAsia="en-IN"/>
+          <w14:ligatures w14:val="none"/>
+        </w:rPr>
+        <w:t xml:space="preserve">Type: </w:t>
+      </w:r>
+    </w:p>
+    <w:p>
+      <w:pPr>
+        <w:tabs>
+          <w:tab w:val="left" w:pos="916"/>
+          <w:tab w:val="left" w:pos="1832"/>
+          <w:tab w:val="left" w:pos="2748"/>
+          <w:tab w:val="left" w:pos="3664"/>
+          <w:tab w:val="left" w:pos="4580"/>
+          <w:tab w:val="left" w:pos="5496"/>
+          <w:tab w:val="left" w:pos="6412"/>
+          <w:tab w:val="left" w:pos="7328"/>
+          <w:tab w:val="left" w:pos="8244"/>
+          <w:tab w:val="left" w:pos="9160"/>
+          <w:tab w:val="left" w:pos="10076"/>
+          <w:tab w:val="left" w:pos="10992"/>
+          <w:tab w:val="left" w:pos="11908"/>
+          <w:tab w:val="left" w:pos="12824"/>
+          <w:tab w:val="left" w:pos="13740"/>
+          <w:tab w:val="left" w:pos="14656"/>
+        </w:tabs>
+        <w:spacing w:after="0" w:line="240" w:lineRule="auto"/>
+        <w:rPr>
+          <w:rFonts w:ascii="Courier New" w:eastAsia="Times New Roman" w:hAnsi="Courier New" w:cs="Courier New"/>
+          <w:kern w:val="0"/>
+          <w:sz w:val="20"/>
+          <w:szCs w:val="20"/>
+          <w:lang w:eastAsia="en-IN"/>
+          <w14:ligatures w14:val="none"/>
+        </w:rPr>
+      </w:pPr>
+      <w:proofErr w:type="gramStart"/>
+      <w:r>
+        <w:rPr>
+          <w:rFonts w:ascii="Courier New" w:eastAsia="Times New Roman" w:hAnsi="Courier New" w:cs="Courier New"/>
+          <w:kern w:val="0"/>
+          <w:sz w:val="20"/>
+          <w:szCs w:val="20"/>
+          <w:lang w:eastAsia="en-IN"/>
+          <w14:ligatures w14:val="none"/>
+        </w:rPr>
+        <w:t>:</w:t>
+      </w:r>
+      <w:proofErr w:type="spellStart"/>
+      <w:r>
+        <w:rPr>
+          <w:rFonts w:ascii="Courier New" w:eastAsia="Times New Roman" w:hAnsi="Courier New" w:cs="Courier New"/>
+          <w:kern w:val="0"/>
+          <w:sz w:val="20"/>
+          <w:szCs w:val="20"/>
+          <w:lang w:eastAsia="en-IN"/>
+          <w14:ligatures w14:val="none"/>
+        </w:rPr>
+        <w:t>wq</w:t>
+      </w:r>
+      <w:proofErr w:type="spellEnd"/>
+      <w:proofErr w:type="gramEnd"/>
+    </w:p>
+    <w:p>
+      <w:pPr>
+        <w:numPr>
+          <w:ilvl w:val="0"/>
+          <w:numId w:val="2"/>
+        </w:numPr>
+        <w:spacing w:before="100" w:beforeAutospacing="1" w:after="100" w:afterAutospacing="1" w:line="240" w:lineRule="auto"/>
+        <w:rPr>
+          <w:rFonts w:ascii="Times New Roman" w:eastAsia="Times New Roman" w:hAnsi="Times New Roman" w:cs="Times New Roman"/>
+          <w:kern w:val="0"/>
+          <w:sz w:val="24"/>
+          <w:szCs w:val="24"/>
+          <w:lang w:eastAsia="en-IN"/>
+          <w14:ligatures w14:val="none"/>
+        </w:rPr>
+      </w:pPr>
+      <w:r>
+        <w:rPr>
+          <w:rFonts w:ascii="Times New Roman" w:eastAsia="Times New Roman" w:hAnsi="Times New Roman" w:cs="Times New Roman"/>
+          <w:kern w:val="0"/>
+          <w:sz w:val="24"/>
+          <w:szCs w:val="24"/>
+          <w:lang w:eastAsia="en-IN"/>
+          <w14:ligatures w14:val="none"/>
+        </w:rPr>
+        <w:t xml:space="preserve">Press </w:t>
+      </w:r>
+      <w:r>
+        <w:rPr>
+          <w:rFonts w:ascii="Times New Roman" w:eastAsia="Times New Roman" w:hAnsi="Times New Roman" w:cs="Times New Roman"/>
+          <w:b/>
+          <w:bCs/>
+          <w:kern w:val="0"/>
+          <w:sz w:val="24"/>
+          <w:szCs w:val="24"/>
+          <w:lang w:eastAsia="en-IN"/>
+          <w14:ligatures w14:val="none"/>
+        </w:rPr>
+        <w:t>Enter</w:t>
+      </w:r>
+      <w:r>
+        <w:rPr>
+          <w:rFonts w:ascii="Times New Roman" w:eastAsia="Times New Roman" w:hAnsi="Times New Roman" w:cs="Times New Roman"/>
+          <w:kern w:val="0"/>
+          <w:sz w:val="24"/>
+          <w:szCs w:val="24"/>
+          <w:lang w:eastAsia="en-IN"/>
+          <w14:ligatures w14:val="none"/>
+        </w:rPr>
+        <w:t xml:space="preserve">. </w:t>
+      </w:r>
+    </w:p>
+    <w:p>
+      <w:pPr>
+        <w:spacing w:before="100" w:beforeAutospacing="1" w:after="100" w:afterAutospacing="1" w:line="240" w:lineRule="auto"/>
+        <w:rPr>
+          <w:rFonts w:ascii="Times New Roman" w:eastAsia="Times New Roman" w:hAnsi="Times New Roman" w:cs="Times New Roman"/>
+          <w:kern w:val="0"/>
+          <w:sz w:val="24"/>
+          <w:szCs w:val="24"/>
+          <w:lang w:eastAsia="en-IN"/>
+          <w14:ligatures w14:val="none"/>
+        </w:rPr>
+      </w:pPr>
+      <w:r>
+        <w:rPr>
+          <w:rFonts w:ascii="Times New Roman" w:eastAsia="Times New Roman" w:hAnsi="Times New Roman" w:cs="Times New Roman"/>
+          <w:kern w:val="0"/>
+          <w:sz w:val="24"/>
+          <w:szCs w:val="24"/>
+          <w:lang w:eastAsia="en-IN"/>
+          <w14:ligatures w14:val="none"/>
+        </w:rPr>
+        <w:t>The commit will be created.</w:t>
+      </w:r>
+    </w:p>
+    <w:p/>
+    <w:p/>
+    <w:p>
+      <w:pPr>
+        <w:spacing w:before="100" w:beforeAutospacing="1" w:after="100" w:afterAutospacing="1" w:line="240" w:lineRule="auto"/>
+        <w:outlineLvl w:val="2"/>
+        <w:rPr>
+          <w:rFonts w:ascii="Times New Roman" w:eastAsia="Times New Roman" w:hAnsi="Times New Roman" w:cs="Times New Roman"/>
+          <w:b/>
+          <w:bCs/>
+          <w:kern w:val="0"/>
+          <w:sz w:val="27"/>
+          <w:szCs w:val="27"/>
+          <w:lang w:eastAsia="en-IN"/>
+          <w14:ligatures w14:val="none"/>
+        </w:rPr>
+      </w:pPr>
+      <w:r>
+        <w:rPr>
+          <w:rFonts w:ascii="Times New Roman" w:eastAsia="Times New Roman" w:hAnsi="Times New Roman" w:cs="Times New Roman"/>
+          <w:b/>
+          <w:bCs/>
+          <w:kern w:val="0"/>
+          <w:sz w:val="27"/>
+          <w:szCs w:val="27"/>
+          <w:lang w:eastAsia="en-IN"/>
+          <w14:ligatures w14:val="none"/>
+        </w:rPr>
+        <w:t>If it's VS Code</w:t>
+      </w:r>
+    </w:p>
+    <w:p>
+      <w:pPr>
+        <w:spacing w:before="100" w:beforeAutospacing="1" w:after="100" w:afterAutospacing="1" w:line="240" w:lineRule="auto"/>
+        <w:rPr>
+          <w:rFonts w:ascii="Times New Roman" w:eastAsia="Times New Roman" w:hAnsi="Times New Roman" w:cs="Times New Roman"/>
+          <w:kern w:val="0"/>
+          <w:sz w:val="24"/>
+          <w:szCs w:val="24"/>
+          <w:lang w:eastAsia="en-IN"/>
+          <w14:ligatures w14:val="none"/>
+        </w:rPr>
+      </w:pPr>
+      <w:r>
+        <w:rPr>
+          <w:rFonts w:ascii="Times New Roman" w:eastAsia="Times New Roman" w:hAnsi="Times New Roman" w:cs="Times New Roman"/>
+          <w:kern w:val="0"/>
+          <w:sz w:val="24"/>
+          <w:szCs w:val="24"/>
+          <w:lang w:eastAsia="en-IN"/>
+          <w14:ligatures w14:val="none"/>
+        </w:rPr>
+        <w:t>Type the message, save the file (</w:t>
+      </w:r>
+      <w:r>
+        <w:rPr>
+          <w:rFonts w:ascii="Courier New" w:eastAsia="Times New Roman" w:hAnsi="Courier New" w:cs="Courier New"/>
+          <w:kern w:val="0"/>
+          <w:sz w:val="20"/>
+          <w:szCs w:val="20"/>
+          <w:lang w:eastAsia="en-IN"/>
+          <w14:ligatures w14:val="none"/>
+        </w:rPr>
+        <w:t>Ctrl + S</w:t>
+      </w:r>
+      <w:r>
+        <w:rPr>
+          <w:rFonts w:ascii="Times New Roman" w:eastAsia="Times New Roman" w:hAnsi="Times New Roman" w:cs="Times New Roman"/>
+          <w:kern w:val="0"/>
+          <w:sz w:val="24"/>
+          <w:szCs w:val="24"/>
+          <w:lang w:eastAsia="en-IN"/>
+          <w14:ligatures w14:val="none"/>
+        </w:rPr>
+        <w:t>), then close the editor window or tab. Git completes the commit after the editor closes.</w:t>
+      </w:r>
+    </w:p>
+    <w:p>
+      <w:pPr>
+        <w:spacing w:after="0" w:line="240" w:lineRule="auto"/>
+        <w:rPr>
+          <w:rFonts w:ascii="Times New Roman" w:eastAsia="Times New Roman" w:hAnsi="Times New Roman" w:cs="Times New Roman"/>
+          <w:kern w:val="0"/>
+          <w:sz w:val="24"/>
+          <w:szCs w:val="24"/>
+          <w:lang w:eastAsia="en-IN"/>
+          <w14:ligatures w14:val="none"/>
+        </w:rPr>
+      </w:pPr>
+      <w:r>
+        <w:rPr>
+          <w:rFonts w:ascii="Times New Roman" w:eastAsia="Times New Roman" w:hAnsi="Times New Roman" w:cs="Times New Roman"/>
+          <w:kern w:val="0"/>
+          <w:sz w:val="24"/>
+          <w:szCs w:val="24"/>
+          <w:lang w:eastAsia="en-IN"/>
+          <w14:ligatures w14:val="none"/>
+        </w:rPr>
+        <w:pict w14:anchorId="24926B5F">
+          <v:rect id="_x0000_i1027" style="width:0;height:1.5pt" o:hralign="center" o:hrstd="t" o:hr="t" fillcolor="#a0a0a0" stroked="f"/>
+        </w:pict>
+      </w:r>
+    </w:p>
+    <w:p>
+      <w:pPr>
+        <w:spacing w:before="100" w:beforeAutospacing="1" w:after="100" w:afterAutospacing="1" w:line="240" w:lineRule="auto"/>
+        <w:outlineLvl w:val="1"/>
+        <w:rPr>
+          <w:rFonts w:ascii="Times New Roman" w:eastAsia="Times New Roman" w:hAnsi="Times New Roman" w:cs="Times New Roman"/>
+          <w:b/>
+          <w:bCs/>
+          <w:kern w:val="0"/>
+          <w:sz w:val="36"/>
+          <w:szCs w:val="36"/>
+          <w:lang w:eastAsia="en-IN"/>
+          <w14:ligatures w14:val="none"/>
+        </w:rPr>
+      </w:pPr>
+      <w:r>
+        <w:rPr>
+          <w:rFonts w:ascii="Times New Roman" w:eastAsia="Times New Roman" w:hAnsi="Times New Roman" w:cs="Times New Roman"/>
+          <w:b/>
+          <w:bCs/>
+          <w:kern w:val="0"/>
+          <w:sz w:val="36"/>
+          <w:szCs w:val="36"/>
+          <w:lang w:eastAsia="en-IN"/>
+          <w14:ligatures w14:val="none"/>
+        </w:rPr>
+        <w:t>Easier alternative</w:t>
+      </w:r>
+    </w:p>
+    <w:p>
+      <w:pPr>
+        <w:spacing w:before="100" w:beforeAutospacing="1" w:after="100" w:afterAutospacing="1" w:line="240" w:lineRule="auto"/>
+        <w:rPr>
+          <w:rFonts w:ascii="Times New Roman" w:eastAsia="Times New Roman" w:hAnsi="Times New Roman" w:cs="Times New Roman"/>
+          <w:kern w:val="0"/>
+          <w:sz w:val="24"/>
+          <w:szCs w:val="24"/>
+          <w:lang w:eastAsia="en-IN"/>
+          <w14:ligatures w14:val="none"/>
+        </w:rPr>
+      </w:pPr>
+      <w:r>
+        <w:rPr>
+          <w:rFonts w:ascii="Times New Roman" w:eastAsia="Times New Roman" w:hAnsi="Times New Roman" w:cs="Times New Roman"/>
+          <w:kern w:val="0"/>
+          <w:sz w:val="24"/>
+          <w:szCs w:val="24"/>
+          <w:lang w:eastAsia="en-IN"/>
+          <w14:ligatures w14:val="none"/>
+        </w:rPr>
+        <w:t>Most developers avoid opening an editor by providing the message directly:</w:t>
+      </w:r>
+    </w:p>
+    <w:p>
+      <w:pPr>
+        <w:tabs>
+          <w:tab w:val="left" w:pos="916"/>
+          <w:tab w:val="left" w:pos="1832"/>
+          <w:tab w:val="left" w:pos="2748"/>
+          <w:tab w:val="left" w:pos="3664"/>
+          <w:tab w:val="left" w:pos="4580"/>
+          <w:tab w:val="left" w:pos="5496"/>
+          <w:tab w:val="left" w:pos="6412"/>
+          <w:tab w:val="left" w:pos="7328"/>
+          <w:tab w:val="left" w:pos="8244"/>
+          <w:tab w:val="left" w:pos="9160"/>
+          <w:tab w:val="left" w:pos="10076"/>
+          <w:tab w:val="left" w:pos="10992"/>
+          <w:tab w:val="left" w:pos="11908"/>
+          <w:tab w:val="left" w:pos="12824"/>
+          <w:tab w:val="left" w:pos="13740"/>
+          <w:tab w:val="left" w:pos="14656"/>
+        </w:tabs>
+        <w:spacing w:after="0" w:line="240" w:lineRule="auto"/>
+        <w:rPr>
+          <w:rFonts w:ascii="Courier New" w:eastAsia="Times New Roman" w:hAnsi="Courier New" w:cs="Courier New"/>
+          <w:kern w:val="0"/>
+          <w:sz w:val="20"/>
+          <w:szCs w:val="20"/>
+          <w:lang w:eastAsia="en-IN"/>
+          <w14:ligatures w14:val="none"/>
+        </w:rPr>
+      </w:pPr>
+      <w:r>
+        <w:rPr>
+          <w:rFonts w:ascii="Courier New" w:eastAsia="Times New Roman" w:hAnsi="Courier New" w:cs="Courier New"/>
+          <w:kern w:val="0"/>
+          <w:sz w:val="20"/>
+          <w:szCs w:val="20"/>
+          <w:lang w:eastAsia="en-IN"/>
+          <w14:ligatures w14:val="none"/>
+        </w:rPr>
+        <w:t>git commit -m "Fix login validation bug"</w:t>
+      </w:r>
+    </w:p>
+    <w:p>
+      <w:pPr>
+        <w:spacing w:before="100" w:beforeAutospacing="1" w:after="100" w:afterAutospacing="1" w:line="240" w:lineRule="auto"/>
+        <w:rPr>
+          <w:rFonts w:ascii="Times New Roman" w:eastAsia="Times New Roman" w:hAnsi="Times New Roman" w:cs="Times New Roman"/>
+          <w:kern w:val="0"/>
+          <w:sz w:val="24"/>
+          <w:szCs w:val="24"/>
+          <w:lang w:eastAsia="en-IN"/>
+          <w14:ligatures w14:val="none"/>
+        </w:rPr>
+      </w:pPr>
+      <w:r>
+        <w:rPr>
+          <w:rFonts w:ascii="Times New Roman" w:eastAsia="Times New Roman" w:hAnsi="Times New Roman" w:cs="Times New Roman"/>
+          <w:kern w:val="0"/>
+          <w:sz w:val="24"/>
+          <w:szCs w:val="24"/>
+          <w:lang w:eastAsia="en-IN"/>
+          <w14:ligatures w14:val="none"/>
+        </w:rPr>
+        <w:t>This creates the commit immediately</w:t>
+      </w:r>
+    </w:p>
+    <w:p>
+      <w:pPr>
+        <w:pStyle w:val="Heading2"/>
+      </w:pPr>
+      <w:r>
+        <w:t>How to know which editor Git is using</w:t>
+      </w:r>
+    </w:p>
+    <w:p>
+      <w:pPr>
+        <w:pStyle w:val="NormalWeb"/>
+      </w:pPr>
+      <w:r>
+        <w:t>Run:</w:t>
+      </w:r>
+    </w:p>
+    <w:p>
+      <w:pPr>
+        <w:pStyle w:val="HTMLPreformatted"/>
+      </w:pPr>
+      <w:r>
+        <w:rPr>
+          <w:rStyle w:val="l"/>
+        </w:rPr>
+        <w:t>git</w:t>
+      </w:r>
+      <w:r>
+        <w:rPr>
+          <w:rStyle w:val="HTMLCode"/>
+        </w:rPr>
+        <w:t xml:space="preserve"> config </w:t>
+      </w:r>
+      <w:r>
+        <w:rPr>
+          <w:rStyle w:val="n"/>
+        </w:rPr>
+        <w:t>--global</w:t>
+      </w:r>
+      <w:r>
+        <w:rPr>
+          <w:rStyle w:val="HTMLCode"/>
+        </w:rPr>
+        <w:t xml:space="preserve"> </w:t>
+      </w:r>
+      <w:proofErr w:type="spellStart"/>
+      <w:proofErr w:type="gramStart"/>
+      <w:r>
+        <w:rPr>
+          <w:rStyle w:val="HTMLCode"/>
+        </w:rPr>
+        <w:t>core.editor</w:t>
+      </w:r>
+      <w:proofErr w:type="spellEnd"/>
+      <w:proofErr w:type="gramEnd"/>
+    </w:p>
+    <w:p>
+      <w:pPr>
+        <w:pStyle w:val="NormalWeb"/>
+      </w:pPr>
+      <w:r>
+        <w:t>If nothing is returned, Git is using its default editor (often Vim on Windows Git installations).</w:t>
+      </w:r>
+    </w:p>
     <w:p/>
     <w:sectPr>
       <w:pgSz w:w="11906" w:h="16838"/>
@@ -74,6 +1534,243 @@
     </w:sectPr>
   </w:body>
 </w:document>
+</file>
+
+<file path=word/numbering.xml><?xml version="1.0" encoding="utf-8"?>
+<w:numbering xmlns:wpc="http://schemas.microsoft.com/office/word/2010/wordprocessingCanvas" xmlns:cx="http://schemas.microsoft.com/office/drawing/2014/chartex" xmlns:cx1="http://schemas.microsoft.com/office/drawing/2015/9/8/chartex" xmlns:cx2="http://schemas.microsoft.com/office/drawing/2015/10/21/chartex" xmlns:cx3="http://schemas.microsoft.com/office/drawing/2016/5/9/chartex" xmlns:cx4="http://schemas.microsoft.com/office/drawing/2016/5/10/chartex" xmlns:cx5="http://schemas.microsoft.com/office/drawing/2016/5/11/chartex" xmlns:cx6="http://schemas.microsoft.com/office/drawing/2016/5/12/chartex" xmlns:cx7="http://schemas.microsoft.com/office/drawing/2016/5/13/chartex" xmlns:cx8="http://schemas.microsoft.com/office/drawing/2016/5/14/chartex" xmlns:mc="http://schemas.openxmlformats.org/markup-compatibility/2006" xmlns:aink="http://schemas.microsoft.com/office/drawing/2016/ink" xmlns:am3d="http://schemas.microsoft.com/office/drawing/2017/model3d" xmlns:o="urn:schemas-microsoft-com:office:office" xmlns:oel="http://schemas.microsoft.com/office/2019/extlst" xmlns:r="http://schemas.openxmlformats.org/officeDocument/2006/relationships" xmlns:m="http://schemas.openxmlformats.org/officeDocument/2006/math" xmlns:v="urn:schemas-microsoft-com:vml" xmlns:wp14="http://schemas.microsoft.com/office/word/2010/wordprocessingDrawing" xmlns:wp="http://schemas.openxmlformats.org/drawingml/2006/wordprocessingDrawing" xmlns:w10="urn:schemas-microsoft-com:office:word" xmlns:w="http://schemas.openxmlformats.org/wordprocessingml/2006/main" xmlns:w14="http://schemas.microsoft.com/office/word/2010/wordml" xmlns:w15="http://schemas.microsoft.com/office/word/2012/wordml" xmlns:w16cex="http://schemas.microsoft.com/office/word/2018/wordml/cex" xmlns:w16cid="http://schemas.microsoft.com/office/word/2016/wordml/cid" xmlns:w16="http://schemas.microsoft.com/office/word/2018/wordml" xmlns:w16du="http://schemas.microsoft.com/office/word/2023/wordml/word16du" xmlns:w16sdtdh="http://schemas.microsoft.com/office/word/2020/wordml/sdtdatahash" xmlns:w16se="http://schemas.microsoft.com/office/word/2015/wordml/symex" xmlns:wpg="http://schemas.microsoft.com/office/word/2010/wordprocessingGroup" xmlns:wpi="http://schemas.microsoft.com/office/word/2010/wordprocessingInk" xmlns:wne="http://schemas.microsoft.com/office/word/2006/wordml" xmlns:wps="http://schemas.microsoft.com/office/word/2010/wordprocessingShape" mc:Ignorable="w14 w15 w16se w16cid w16 w16cex w16sdtdh wp14">
+  <w:abstractNum w:abstractNumId="0" w15:restartNumberingAfterBreak="0">
+    <w:nsid w:val="0C067C2A"/>
+    <w:multiLevelType w:val="multilevel"/>
+    <w:tmpl w:val="7A0CBB98"/>
+    <w:lvl w:ilvl="0">
+      <w:start w:val="5"/>
+      <w:numFmt w:val="decimal"/>
+      <w:lvlText w:val="%1."/>
+      <w:lvlJc w:val="left"/>
+      <w:pPr>
+        <w:tabs>
+          <w:tab w:val="num" w:pos="720"/>
+        </w:tabs>
+        <w:ind w:left="720" w:hanging="360"/>
+      </w:pPr>
+    </w:lvl>
+    <w:lvl w:ilvl="1" w:tentative="1">
+      <w:start w:val="1"/>
+      <w:numFmt w:val="decimal"/>
+      <w:lvlText w:val="%2."/>
+      <w:lvlJc w:val="left"/>
+      <w:pPr>
+        <w:tabs>
+          <w:tab w:val="num" w:pos="1440"/>
+        </w:tabs>
+        <w:ind w:left="1440" w:hanging="360"/>
+      </w:pPr>
+    </w:lvl>
+    <w:lvl w:ilvl="2" w:tentative="1">
+      <w:start w:val="1"/>
+      <w:numFmt w:val="decimal"/>
+      <w:lvlText w:val="%3."/>
+      <w:lvlJc w:val="left"/>
+      <w:pPr>
+        <w:tabs>
+          <w:tab w:val="num" w:pos="2160"/>
+        </w:tabs>
+        <w:ind w:left="2160" w:hanging="360"/>
+      </w:pPr>
+    </w:lvl>
+    <w:lvl w:ilvl="3" w:tentative="1">
+      <w:start w:val="1"/>
+      <w:numFmt w:val="decimal"/>
+      <w:lvlText w:val="%4."/>
+      <w:lvlJc w:val="left"/>
+      <w:pPr>
+        <w:tabs>
+          <w:tab w:val="num" w:pos="2880"/>
+        </w:tabs>
+        <w:ind w:left="2880" w:hanging="360"/>
+      </w:pPr>
+    </w:lvl>
+    <w:lvl w:ilvl="4" w:tentative="1">
+      <w:start w:val="1"/>
+      <w:numFmt w:val="decimal"/>
+      <w:lvlText w:val="%5."/>
+      <w:lvlJc w:val="left"/>
+      <w:pPr>
+        <w:tabs>
+          <w:tab w:val="num" w:pos="3600"/>
+        </w:tabs>
+        <w:ind w:left="3600" w:hanging="360"/>
+      </w:pPr>
+    </w:lvl>
+    <w:lvl w:ilvl="5" w:tentative="1">
+      <w:start w:val="1"/>
+      <w:numFmt w:val="decimal"/>
+      <w:lvlText w:val="%6."/>
+      <w:lvlJc w:val="left"/>
+      <w:pPr>
+        <w:tabs>
+          <w:tab w:val="num" w:pos="4320"/>
+        </w:tabs>
+        <w:ind w:left="4320" w:hanging="360"/>
+      </w:pPr>
+    </w:lvl>
+    <w:lvl w:ilvl="6" w:tentative="1">
+      <w:start w:val="1"/>
+      <w:numFmt w:val="decimal"/>
+      <w:lvlText w:val="%7."/>
+      <w:lvlJc w:val="left"/>
+      <w:pPr>
+        <w:tabs>
+          <w:tab w:val="num" w:pos="5040"/>
+        </w:tabs>
+        <w:ind w:left="5040" w:hanging="360"/>
+      </w:pPr>
+    </w:lvl>
+    <w:lvl w:ilvl="7" w:tentative="1">
+      <w:start w:val="1"/>
+      <w:numFmt w:val="decimal"/>
+      <w:lvlText w:val="%8."/>
+      <w:lvlJc w:val="left"/>
+      <w:pPr>
+        <w:tabs>
+          <w:tab w:val="num" w:pos="5760"/>
+        </w:tabs>
+        <w:ind w:left="5760" w:hanging="360"/>
+      </w:pPr>
+    </w:lvl>
+    <w:lvl w:ilvl="8" w:tentative="1">
+      <w:start w:val="1"/>
+      <w:numFmt w:val="decimal"/>
+      <w:lvlText w:val="%9."/>
+      <w:lvlJc w:val="left"/>
+      <w:pPr>
+        <w:tabs>
+          <w:tab w:val="num" w:pos="6480"/>
+        </w:tabs>
+        <w:ind w:left="6480" w:hanging="360"/>
+      </w:pPr>
+    </w:lvl>
+  </w:abstractNum>
+  <w:abstractNum w:abstractNumId="1" w15:restartNumberingAfterBreak="0">
+    <w:nsid w:val="30FA20C2"/>
+    <w:multiLevelType w:val="multilevel"/>
+    <w:tmpl w:val="C5086B0C"/>
+    <w:lvl w:ilvl="0">
+      <w:start w:val="1"/>
+      <w:numFmt w:val="decimal"/>
+      <w:lvlText w:val="%1."/>
+      <w:lvlJc w:val="left"/>
+      <w:pPr>
+        <w:tabs>
+          <w:tab w:val="num" w:pos="720"/>
+        </w:tabs>
+        <w:ind w:left="720" w:hanging="360"/>
+      </w:pPr>
+    </w:lvl>
+    <w:lvl w:ilvl="1" w:tentative="1">
+      <w:start w:val="1"/>
+      <w:numFmt w:val="decimal"/>
+      <w:lvlText w:val="%2."/>
+      <w:lvlJc w:val="left"/>
+      <w:pPr>
+        <w:tabs>
+          <w:tab w:val="num" w:pos="1440"/>
+        </w:tabs>
+        <w:ind w:left="1440" w:hanging="360"/>
+      </w:pPr>
+    </w:lvl>
+    <w:lvl w:ilvl="2" w:tentative="1">
+      <w:start w:val="1"/>
+      <w:numFmt w:val="decimal"/>
+      <w:lvlText w:val="%3."/>
+      <w:lvlJc w:val="left"/>
+      <w:pPr>
+        <w:tabs>
+          <w:tab w:val="num" w:pos="2160"/>
+        </w:tabs>
+        <w:ind w:left="2160" w:hanging="360"/>
+      </w:pPr>
+    </w:lvl>
+    <w:lvl w:ilvl="3" w:tentative="1">
+      <w:start w:val="1"/>
+      <w:numFmt w:val="decimal"/>
+      <w:lvlText w:val="%4."/>
+      <w:lvlJc w:val="left"/>
+      <w:pPr>
+        <w:tabs>
+          <w:tab w:val="num" w:pos="2880"/>
+        </w:tabs>
+        <w:ind w:left="2880" w:hanging="360"/>
+      </w:pPr>
+    </w:lvl>
+    <w:lvl w:ilvl="4" w:tentative="1">
+      <w:start w:val="1"/>
+      <w:numFmt w:val="decimal"/>
+      <w:lvlText w:val="%5."/>
+      <w:lvlJc w:val="left"/>
+      <w:pPr>
+        <w:tabs>
+          <w:tab w:val="num" w:pos="3600"/>
+        </w:tabs>
+        <w:ind w:left="3600" w:hanging="360"/>
+      </w:pPr>
+    </w:lvl>
+    <w:lvl w:ilvl="5" w:tentative="1">
+      <w:start w:val="1"/>
+      <w:numFmt w:val="decimal"/>
+      <w:lvlText w:val="%6."/>
+      <w:lvlJc w:val="left"/>
+      <w:pPr>
+        <w:tabs>
+          <w:tab w:val="num" w:pos="4320"/>
+        </w:tabs>
+        <w:ind w:left="4320" w:hanging="360"/>
+      </w:pPr>
+    </w:lvl>
+    <w:lvl w:ilvl="6" w:tentative="1">
+      <w:start w:val="1"/>
+      <w:numFmt w:val="decimal"/>
+      <w:lvlText w:val="%7."/>
+      <w:lvlJc w:val="left"/>
+      <w:pPr>
+        <w:tabs>
+          <w:tab w:val="num" w:pos="5040"/>
+        </w:tabs>
+        <w:ind w:left="5040" w:hanging="360"/>
+      </w:pPr>
+    </w:lvl>
+    <w:lvl w:ilvl="7" w:tentative="1">
+      <w:start w:val="1"/>
+      <w:numFmt w:val="decimal"/>
+      <w:lvlText w:val="%8."/>
+      <w:lvlJc w:val="left"/>
+      <w:pPr>
+        <w:tabs>
+          <w:tab w:val="num" w:pos="5760"/>
+        </w:tabs>
+        <w:ind w:left="5760" w:hanging="360"/>
+      </w:pPr>
+    </w:lvl>
+    <w:lvl w:ilvl="8" w:tentative="1">
+      <w:start w:val="1"/>
+      <w:numFmt w:val="decimal"/>
+      <w:lvlText w:val="%9."/>
+      <w:lvlJc w:val="left"/>
+      <w:pPr>
+        <w:tabs>
+          <w:tab w:val="num" w:pos="6480"/>
+        </w:tabs>
+        <w:ind w:left="6480" w:hanging="360"/>
+      </w:pPr>
+    </w:lvl>
+  </w:abstractNum>
+  <w:num w:numId="1" w16cid:durableId="1837916602">
+    <w:abstractNumId w:val="1"/>
+  </w:num>
+  <w:num w:numId="2" w16cid:durableId="1705981994">
+    <w:abstractNumId w:val="0"/>
+  </w:num>
+</w:numbering>
 </file>
 
 <file path=word/styles.xml><?xml version="1.0" encoding="utf-8"?>
@@ -477,6 +2174,50 @@
     <w:name w:val="Normal"/>
     <w:qFormat/>
   </w:style>
+  <w:style w:type="paragraph" w:styleId="Heading2">
+    <w:name w:val="heading 2"/>
+    <w:basedOn w:val="Normal"/>
+    <w:link w:val="Heading2Char"/>
+    <w:uiPriority w:val="9"/>
+    <w:qFormat/>
+    <w:rsid w:val="00736C98"/>
+    <w:pPr>
+      <w:spacing w:before="100" w:beforeAutospacing="1" w:after="100" w:afterAutospacing="1" w:line="240" w:lineRule="auto"/>
+      <w:outlineLvl w:val="1"/>
+    </w:pPr>
+    <w:rPr>
+      <w:rFonts w:ascii="Times New Roman" w:eastAsia="Times New Roman" w:hAnsi="Times New Roman" w:cs="Times New Roman"/>
+      <w:b/>
+      <w:bCs/>
+      <w:kern w:val="0"/>
+      <w:sz w:val="36"/>
+      <w:szCs w:val="36"/>
+      <w:lang w:eastAsia="en-IN"/>
+      <w14:ligatures w14:val="none"/>
+    </w:rPr>
+  </w:style>
+  <w:style w:type="paragraph" w:styleId="Heading3">
+    <w:name w:val="heading 3"/>
+    <w:basedOn w:val="Normal"/>
+    <w:link w:val="Heading3Char"/>
+    <w:uiPriority w:val="9"/>
+    <w:qFormat/>
+    <w:rsid w:val="00736C98"/>
+    <w:pPr>
+      <w:spacing w:before="100" w:beforeAutospacing="1" w:after="100" w:afterAutospacing="1" w:line="240" w:lineRule="auto"/>
+      <w:outlineLvl w:val="2"/>
+    </w:pPr>
+    <w:rPr>
+      <w:rFonts w:ascii="Times New Roman" w:eastAsia="Times New Roman" w:hAnsi="Times New Roman" w:cs="Times New Roman"/>
+      <w:b/>
+      <w:bCs/>
+      <w:kern w:val="0"/>
+      <w:sz w:val="27"/>
+      <w:szCs w:val="27"/>
+      <w:lang w:eastAsia="en-IN"/>
+      <w14:ligatures w14:val="none"/>
+    </w:rPr>
+  </w:style>
   <w:style w:type="character" w:default="1" w:styleId="DefaultParagraphFont">
     <w:name w:val="Default Paragraph Font"/>
     <w:uiPriority w:val="1"/>
@@ -526,6 +2267,168 @@
       <w:color w:val="605E5C"/>
       <w:shd w:val="clear" w:color="auto" w:fill="E1DFDD"/>
     </w:rPr>
+  </w:style>
+  <w:style w:type="character" w:customStyle="1" w:styleId="Heading2Char">
+    <w:name w:val="Heading 2 Char"/>
+    <w:basedOn w:val="DefaultParagraphFont"/>
+    <w:link w:val="Heading2"/>
+    <w:uiPriority w:val="9"/>
+    <w:rsid w:val="00736C98"/>
+    <w:rPr>
+      <w:rFonts w:ascii="Times New Roman" w:eastAsia="Times New Roman" w:hAnsi="Times New Roman" w:cs="Times New Roman"/>
+      <w:b/>
+      <w:bCs/>
+      <w:kern w:val="0"/>
+      <w:sz w:val="36"/>
+      <w:szCs w:val="36"/>
+      <w:lang w:eastAsia="en-IN"/>
+      <w14:ligatures w14:val="none"/>
+    </w:rPr>
+  </w:style>
+  <w:style w:type="character" w:customStyle="1" w:styleId="Heading3Char">
+    <w:name w:val="Heading 3 Char"/>
+    <w:basedOn w:val="DefaultParagraphFont"/>
+    <w:link w:val="Heading3"/>
+    <w:uiPriority w:val="9"/>
+    <w:rsid w:val="00736C98"/>
+    <w:rPr>
+      <w:rFonts w:ascii="Times New Roman" w:eastAsia="Times New Roman" w:hAnsi="Times New Roman" w:cs="Times New Roman"/>
+      <w:b/>
+      <w:bCs/>
+      <w:kern w:val="0"/>
+      <w:sz w:val="27"/>
+      <w:szCs w:val="27"/>
+      <w:lang w:eastAsia="en-IN"/>
+      <w14:ligatures w14:val="none"/>
+    </w:rPr>
+  </w:style>
+  <w:style w:type="paragraph" w:customStyle="1" w:styleId="pdq2pgselectionanchorcontainer">
+    <w:name w:val="pdq2pg_selectionanchorcontainer"/>
+    <w:basedOn w:val="Normal"/>
+    <w:rsid w:val="00736C98"/>
+    <w:pPr>
+      <w:spacing w:before="100" w:beforeAutospacing="1" w:after="100" w:afterAutospacing="1" w:line="240" w:lineRule="auto"/>
+    </w:pPr>
+    <w:rPr>
+      <w:rFonts w:ascii="Times New Roman" w:eastAsia="Times New Roman" w:hAnsi="Times New Roman" w:cs="Times New Roman"/>
+      <w:kern w:val="0"/>
+      <w:sz w:val="24"/>
+      <w:szCs w:val="24"/>
+      <w:lang w:eastAsia="en-IN"/>
+      <w14:ligatures w14:val="none"/>
+    </w:rPr>
+  </w:style>
+  <w:style w:type="character" w:styleId="Strong">
+    <w:name w:val="Strong"/>
+    <w:basedOn w:val="DefaultParagraphFont"/>
+    <w:uiPriority w:val="22"/>
+    <w:qFormat/>
+    <w:rsid w:val="00736C98"/>
+    <w:rPr>
+      <w:b/>
+      <w:bCs/>
+    </w:rPr>
+  </w:style>
+  <w:style w:type="character" w:styleId="HTMLCode">
+    <w:name w:val="HTML Code"/>
+    <w:basedOn w:val="DefaultParagraphFont"/>
+    <w:uiPriority w:val="99"/>
+    <w:semiHidden/>
+    <w:unhideWhenUsed/>
+    <w:rsid w:val="00736C98"/>
+    <w:rPr>
+      <w:rFonts w:ascii="Courier New" w:eastAsia="Times New Roman" w:hAnsi="Courier New" w:cs="Courier New"/>
+      <w:sz w:val="20"/>
+      <w:szCs w:val="20"/>
+    </w:rPr>
+  </w:style>
+  <w:style w:type="paragraph" w:styleId="NormalWeb">
+    <w:name w:val="Normal (Web)"/>
+    <w:basedOn w:val="Normal"/>
+    <w:uiPriority w:val="99"/>
+    <w:semiHidden/>
+    <w:unhideWhenUsed/>
+    <w:rsid w:val="00736C98"/>
+    <w:pPr>
+      <w:spacing w:before="100" w:beforeAutospacing="1" w:after="100" w:afterAutospacing="1" w:line="240" w:lineRule="auto"/>
+    </w:pPr>
+    <w:rPr>
+      <w:rFonts w:ascii="Times New Roman" w:eastAsia="Times New Roman" w:hAnsi="Times New Roman" w:cs="Times New Roman"/>
+      <w:kern w:val="0"/>
+      <w:sz w:val="24"/>
+      <w:szCs w:val="24"/>
+      <w:lang w:eastAsia="en-IN"/>
+      <w14:ligatures w14:val="none"/>
+    </w:rPr>
+  </w:style>
+  <w:style w:type="paragraph" w:styleId="HTMLPreformatted">
+    <w:name w:val="HTML Preformatted"/>
+    <w:basedOn w:val="Normal"/>
+    <w:link w:val="HTMLPreformattedChar"/>
+    <w:uiPriority w:val="99"/>
+    <w:semiHidden/>
+    <w:unhideWhenUsed/>
+    <w:rsid w:val="00736C98"/>
+    <w:pPr>
+      <w:tabs>
+        <w:tab w:val="left" w:pos="916"/>
+        <w:tab w:val="left" w:pos="1832"/>
+        <w:tab w:val="left" w:pos="2748"/>
+        <w:tab w:val="left" w:pos="3664"/>
+        <w:tab w:val="left" w:pos="4580"/>
+        <w:tab w:val="left" w:pos="5496"/>
+        <w:tab w:val="left" w:pos="6412"/>
+        <w:tab w:val="left" w:pos="7328"/>
+        <w:tab w:val="left" w:pos="8244"/>
+        <w:tab w:val="left" w:pos="9160"/>
+        <w:tab w:val="left" w:pos="10076"/>
+        <w:tab w:val="left" w:pos="10992"/>
+        <w:tab w:val="left" w:pos="11908"/>
+        <w:tab w:val="left" w:pos="12824"/>
+        <w:tab w:val="left" w:pos="13740"/>
+        <w:tab w:val="left" w:pos="14656"/>
+      </w:tabs>
+      <w:spacing w:after="0" w:line="240" w:lineRule="auto"/>
+    </w:pPr>
+    <w:rPr>
+      <w:rFonts w:ascii="Courier New" w:eastAsia="Times New Roman" w:hAnsi="Courier New" w:cs="Courier New"/>
+      <w:kern w:val="0"/>
+      <w:sz w:val="20"/>
+      <w:szCs w:val="20"/>
+      <w:lang w:eastAsia="en-IN"/>
+      <w14:ligatures w14:val="none"/>
+    </w:rPr>
+  </w:style>
+  <w:style w:type="character" w:customStyle="1" w:styleId="HTMLPreformattedChar">
+    <w:name w:val="HTML Preformatted Char"/>
+    <w:basedOn w:val="DefaultParagraphFont"/>
+    <w:link w:val="HTMLPreformatted"/>
+    <w:uiPriority w:val="99"/>
+    <w:semiHidden/>
+    <w:rsid w:val="00736C98"/>
+    <w:rPr>
+      <w:rFonts w:ascii="Courier New" w:eastAsia="Times New Roman" w:hAnsi="Courier New" w:cs="Courier New"/>
+      <w:kern w:val="0"/>
+      <w:sz w:val="20"/>
+      <w:szCs w:val="20"/>
+      <w:lang w:eastAsia="en-IN"/>
+      <w14:ligatures w14:val="none"/>
+    </w:rPr>
+  </w:style>
+  <w:style w:type="character" w:customStyle="1" w:styleId="l">
+    <w:name w:val="ͼl"/>
+    <w:basedOn w:val="DefaultParagraphFont"/>
+    <w:rsid w:val="00915CD8"/>
+  </w:style>
+  <w:style w:type="character" w:customStyle="1" w:styleId="n">
+    <w:name w:val="ͼn"/>
+    <w:basedOn w:val="DefaultParagraphFont"/>
+    <w:rsid w:val="00915CD8"/>
+  </w:style>
+  <w:style w:type="character" w:customStyle="1" w:styleId="k">
+    <w:name w:val="ͼk"/>
+    <w:basedOn w:val="DefaultParagraphFont"/>
+    <w:rsid w:val="00915CD8"/>
   </w:style>
 </w:styles>
 </file>

--- a/Git/Git Commands.docx
+++ b/Git/Git Commands.docx
@@ -1398,6 +1398,7 @@
     </w:p>
     <w:p>
       <w:pPr>
+        <w:shd w:val="clear" w:color="auto" w:fill="F7CAAC" w:themeFill="accent2" w:themeFillTint="66"/>
         <w:tabs>
           <w:tab w:val="left" w:pos="916"/>
           <w:tab w:val="left" w:pos="1832"/>
@@ -1435,7 +1436,29 @@
           <w:lang w:eastAsia="en-IN"/>
           <w14:ligatures w14:val="none"/>
         </w:rPr>
-        <w:t>git commit -m "Fix login validation bug"</w:t>
+        <w:t>git commit -</w:t>
+      </w:r>
+      <w:r>
+        <w:rPr>
+          <w:rFonts w:ascii="Courier New" w:eastAsia="Times New Roman" w:hAnsi="Courier New" w:cs="Courier New"/>
+          <w:kern w:val="0"/>
+          <w:sz w:val="20"/>
+          <w:szCs w:val="20"/>
+          <w:lang w:eastAsia="en-IN"/>
+          <w14:ligatures w14:val="none"/>
+        </w:rPr>
+        <w:t>a</w:t>
+      </w:r>
+      <w:r>
+        <w:rPr>
+          <w:rFonts w:ascii="Courier New" w:eastAsia="Times New Roman" w:hAnsi="Courier New" w:cs="Courier New"/>
+          <w:kern w:val="0"/>
+          <w:sz w:val="20"/>
+          <w:szCs w:val="20"/>
+          <w:lang w:eastAsia="en-IN"/>
+          <w14:ligatures w14:val="none"/>
+        </w:rPr>
+        <w:t>m "Fix login validation bug"</w:t>
       </w:r>
     </w:p>
     <w:p>
